--- a/output/coverletters/gh_cover_job.docx
+++ b/output/coverletters/gh_cover_job.docx
@@ -4,17 +4,17 @@
   <w:body>
     <w:p>
       <w:r>
-        <w:t>My background in computer science with a specialization in AI and machine learning positions me well for the Staff Software Engineer role at Slickdeals. In my recent internship, I successfully automated key workflows, which resulted in a 30% increase in operational efficiency. This hands-on experience with software development and optimization is directly applicable to your team's goals.</w:t>
+        <w:t>I am excited to apply for the Sr Data Scientist position at Blue River Technology. With a Master’s in Computer Science specializing in AI and machine learning, I possess a strong background in software engineering principles vital for developing impactful systems. My experience automating workflows and building predictive models directly aligns with your goal of enhancing operational efficiency.</w:t>
       </w:r>
     </w:p>
     <w:p>
       <w:r>
-        <w:t>One notable project involved developing predictive models that enhanced user engagement on previous platforms. The implementation of these models contributed to a 20% boost in user retention, demonstrating my ability to create impactful solutions that align with business objectives.</w:t>
+        <w:t>Previously, I have designed scalable software solutions using languages such as Python and Java, successfully developing data-driven automation tools. This involved not only coding but also integrating diverse system components and emphasizing automated testing-skills essential for creating reliable, production-ready software at your organization.</w:t>
       </w:r>
     </w:p>
     <w:p>
       <w:r>
-        <w:t>I am excited about the opportunity to join Slickdeals and contribute to its innovative mission. I believe my skillset and enthusiasm for technology make me a great fit for your team. I look forward to the possibility of discussing how I can help drive your projects forward.</w:t>
+        <w:t>I am particularly drawn to Blue River Technology’s commitment to innovation and the opportunity to contribute to projects that advance technology in the ag industry. I believe my background in machine learning and eagerness to tackle complex challenges make me a great fit for the Sr Data Scientist role. I look forward to discussing how I can be a valuable addition to your team.</w:t>
       </w:r>
     </w:p>
     <w:sectPr>
